--- a/public/templates/preview/receipt.docx
+++ b/public/templates/preview/receipt.docx
@@ -5,31 +5,45 @@
     <w:p>
       <w:pPr>
         <w:pStyle w:val="Heading1"/>
-        <w:spacing w:after="240" w:before="240"/>
+        <w:spacing w:after="200" w:before="160"/>
       </w:pPr>
       <w:r>
         <w:rPr>
           <w:b/>
           <w:bCs/>
           <w:color w:val="0369A1"/>
-          <w:sz w:val="32"/>
-          <w:szCs w:val="32"/>
+          <w:sz w:val="30"/>
+          <w:szCs w:val="30"/>
         </w:rPr>
         <w:t xml:space="preserve">RENT RECEIPT</w:t>
       </w:r>
     </w:p>
     <w:p>
       <w:pPr>
-        <w:spacing w:after="300"/>
+        <w:spacing w:after="40"/>
       </w:pPr>
       <w:r>
         <w:rPr>
           <w:b/>
           <w:bCs/>
-          <w:sz w:val="18"/>
-          <w:szCs w:val="18"/>
-        </w:rPr>
-        <w:t xml:space="preserve">Receipt No. RCP-197679</w:t>
+          <w:color w:val="64748B"/>
+          <w:sz w:val="19"/>
+          <w:szCs w:val="19"/>
+        </w:rPr>
+        <w:t xml:space="preserve">Receipt No. RCP-627405</w:t>
+      </w:r>
+    </w:p>
+    <w:p>
+      <w:pPr>
+        <w:spacing w:after="280"/>
+      </w:pPr>
+      <w:r>
+        <w:rPr>
+          <w:color w:val="64748B"/>
+          <w:sz w:val="19"/>
+          <w:szCs w:val="19"/>
+        </w:rPr>
+        <w:t xml:space="preserve">Issued 09 October 2026</w:t>
       </w:r>
     </w:p>
     <w:tbl>
@@ -45,37 +59,39 @@
         </w:tblBorders>
       </w:tblPr>
       <w:tblGrid>
-        <w:gridCol w:w="2924"/>
-        <w:gridCol w:w="6822"/>
+        <w:gridCol w:w="3119"/>
+        <w:gridCol w:w="6627"/>
       </w:tblGrid>
       <w:tr>
         <w:tc>
           <w:tcPr>
-            <w:tcW w:type="pct" w:w="1500"/>
+            <w:tcW w:type="pct" w:w="1600"/>
           </w:tcPr>
           <w:p>
             <w:r>
               <w:rPr>
                 <w:b/>
                 <w:bCs/>
-                <w:sz w:val="22"/>
-                <w:szCs w:val="22"/>
-              </w:rPr>
-              <w:t xml:space="preserve">Tenant</w:t>
-            </w:r>
-          </w:p>
-        </w:tc>
-        <w:tc>
-          <w:tcPr>
-            <w:tcW w:type="pct" w:w="3500"/>
-          </w:tcPr>
-          <w:p>
-            <w:r>
-              <w:rPr>
-                <w:sz w:val="22"/>
-                <w:szCs w:val="22"/>
-              </w:rPr>
-              <w:t xml:space="preserve">Sample Tenant</w:t>
+                <w:color w:val="0F172A"/>
+                <w:sz w:val="20"/>
+                <w:szCs w:val="20"/>
+              </w:rPr>
+              <w:t xml:space="preserve">Received from</w:t>
+            </w:r>
+          </w:p>
+        </w:tc>
+        <w:tc>
+          <w:tcPr>
+            <w:tcW w:type="pct" w:w="3400"/>
+          </w:tcPr>
+          <w:p>
+            <w:r>
+              <w:rPr>
+                <w:color w:val="0F172A"/>
+                <w:sz w:val="20"/>
+                <w:szCs w:val="20"/>
+              </w:rPr>
+              <w:t xml:space="preserve">Brian Mwangi</w:t>
             </w:r>
           </w:p>
         </w:tc>
@@ -83,31 +99,33 @@
       <w:tr>
         <w:tc>
           <w:tcPr>
-            <w:tcW w:type="pct" w:w="1500"/>
+            <w:tcW w:type="pct" w:w="1600"/>
           </w:tcPr>
           <w:p>
             <w:r>
               <w:rPr>
                 <w:b/>
                 <w:bCs/>
-                <w:sz w:val="22"/>
-                <w:szCs w:val="22"/>
-              </w:rPr>
-              <w:t xml:space="preserve">Property</w:t>
-            </w:r>
-          </w:p>
-        </w:tc>
-        <w:tc>
-          <w:tcPr>
-            <w:tcW w:type="pct" w:w="3500"/>
-          </w:tcPr>
-          <w:p>
-            <w:r>
-              <w:rPr>
-                <w:sz w:val="22"/>
-                <w:szCs w:val="22"/>
-              </w:rPr>
-              <w:t xml:space="preserve">Kileleshwa Apartments — Unit 3B</w:t>
+                <w:color w:val="0F172A"/>
+                <w:sz w:val="20"/>
+                <w:szCs w:val="20"/>
+              </w:rPr>
+              <w:t xml:space="preserve">Tenant ID</w:t>
+            </w:r>
+          </w:p>
+        </w:tc>
+        <w:tc>
+          <w:tcPr>
+            <w:tcW w:type="pct" w:w="3400"/>
+          </w:tcPr>
+          <w:p>
+            <w:r>
+              <w:rPr>
+                <w:color w:val="0F172A"/>
+                <w:sz w:val="20"/>
+                <w:szCs w:val="20"/>
+              </w:rPr>
+              <w:t xml:space="preserve">35****88</w:t>
             </w:r>
           </w:p>
         </w:tc>
@@ -115,31 +133,33 @@
       <w:tr>
         <w:tc>
           <w:tcPr>
-            <w:tcW w:type="pct" w:w="1500"/>
+            <w:tcW w:type="pct" w:w="1600"/>
           </w:tcPr>
           <w:p>
             <w:r>
               <w:rPr>
                 <w:b/>
                 <w:bCs/>
-                <w:sz w:val="22"/>
-                <w:szCs w:val="22"/>
-              </w:rPr>
-              <w:t xml:space="preserve">Period covered</w:t>
-            </w:r>
-          </w:p>
-        </w:tc>
-        <w:tc>
-          <w:tcPr>
-            <w:tcW w:type="pct" w:w="3500"/>
-          </w:tcPr>
-          <w:p>
-            <w:r>
-              <w:rPr>
-                <w:sz w:val="22"/>
-                <w:szCs w:val="22"/>
-              </w:rPr>
-              <w:t xml:space="preserve">January 2026</w:t>
+                <w:color w:val="0F172A"/>
+                <w:sz w:val="20"/>
+                <w:szCs w:val="20"/>
+              </w:rPr>
+              <w:t xml:space="preserve">Property</w:t>
+            </w:r>
+          </w:p>
+        </w:tc>
+        <w:tc>
+          <w:tcPr>
+            <w:tcW w:type="pct" w:w="3400"/>
+          </w:tcPr>
+          <w:p>
+            <w:r>
+              <w:rPr>
+                <w:color w:val="0F172A"/>
+                <w:sz w:val="20"/>
+                <w:szCs w:val="20"/>
+              </w:rPr>
+              <w:t xml:space="preserve">Riverside Court, Riverside Drive, Nairobi</w:t>
             </w:r>
           </w:p>
         </w:tc>
@@ -147,31 +167,33 @@
       <w:tr>
         <w:tc>
           <w:tcPr>
-            <w:tcW w:type="pct" w:w="1500"/>
+            <w:tcW w:type="pct" w:w="1600"/>
           </w:tcPr>
           <w:p>
             <w:r>
               <w:rPr>
                 <w:b/>
                 <w:bCs/>
-                <w:sz w:val="22"/>
-                <w:szCs w:val="22"/>
-              </w:rPr>
-              <w:t xml:space="preserve">Amount paid</w:t>
-            </w:r>
-          </w:p>
-        </w:tc>
-        <w:tc>
-          <w:tcPr>
-            <w:tcW w:type="pct" w:w="3500"/>
-          </w:tcPr>
-          <w:p>
-            <w:r>
-              <w:rPr>
-                <w:sz w:val="22"/>
-                <w:szCs w:val="22"/>
-              </w:rPr>
-              <w:t xml:space="preserve">KES 35,000</w:t>
+                <w:color w:val="0F172A"/>
+                <w:sz w:val="20"/>
+                <w:szCs w:val="20"/>
+              </w:rPr>
+              <w:t xml:space="preserve">Period covered</w:t>
+            </w:r>
+          </w:p>
+        </w:tc>
+        <w:tc>
+          <w:tcPr>
+            <w:tcW w:type="pct" w:w="3400"/>
+          </w:tcPr>
+          <w:p>
+            <w:r>
+              <w:rPr>
+                <w:color w:val="0F172A"/>
+                <w:sz w:val="20"/>
+                <w:szCs w:val="20"/>
+              </w:rPr>
+              <w:t xml:space="preserve">March 2026</w:t>
             </w:r>
           </w:p>
         </w:tc>
@@ -179,31 +201,33 @@
       <w:tr>
         <w:tc>
           <w:tcPr>
-            <w:tcW w:type="pct" w:w="1500"/>
+            <w:tcW w:type="pct" w:w="1600"/>
           </w:tcPr>
           <w:p>
             <w:r>
               <w:rPr>
                 <w:b/>
                 <w:bCs/>
-                <w:sz w:val="22"/>
-                <w:szCs w:val="22"/>
-              </w:rPr>
-              <w:t xml:space="preserve">Payment method</w:t>
-            </w:r>
-          </w:p>
-        </w:tc>
-        <w:tc>
-          <w:tcPr>
-            <w:tcW w:type="pct" w:w="3500"/>
-          </w:tcPr>
-          <w:p>
-            <w:r>
-              <w:rPr>
-                <w:sz w:val="22"/>
-                <w:szCs w:val="22"/>
-              </w:rPr>
-              <w:t xml:space="preserve">M-Pesa</w:t>
+                <w:color w:val="0F172A"/>
+                <w:sz w:val="20"/>
+                <w:szCs w:val="20"/>
+              </w:rPr>
+              <w:t xml:space="preserve">Amount received</w:t>
+            </w:r>
+          </w:p>
+        </w:tc>
+        <w:tc>
+          <w:tcPr>
+            <w:tcW w:type="pct" w:w="3400"/>
+          </w:tcPr>
+          <w:p>
+            <w:r>
+              <w:rPr>
+                <w:color w:val="0F172A"/>
+                <w:sz w:val="20"/>
+                <w:szCs w:val="20"/>
+              </w:rPr>
+              <w:t xml:space="preserve">KES 85,000</w:t>
             </w:r>
           </w:p>
         </w:tc>
@@ -211,31 +235,33 @@
       <w:tr>
         <w:tc>
           <w:tcPr>
-            <w:tcW w:type="pct" w:w="1500"/>
+            <w:tcW w:type="pct" w:w="1600"/>
           </w:tcPr>
           <w:p>
             <w:r>
               <w:rPr>
                 <w:b/>
                 <w:bCs/>
-                <w:sz w:val="22"/>
-                <w:szCs w:val="22"/>
-              </w:rPr>
-              <w:t xml:space="preserve">Reference</w:t>
-            </w:r>
-          </w:p>
-        </w:tc>
-        <w:tc>
-          <w:tcPr>
-            <w:tcW w:type="pct" w:w="3500"/>
-          </w:tcPr>
-          <w:p>
-            <w:r>
-              <w:rPr>
-                <w:sz w:val="22"/>
-                <w:szCs w:val="22"/>
-              </w:rPr>
-              <w:t xml:space="preserve">QJG8K4XMPD</w:t>
+                <w:color w:val="0F172A"/>
+                <w:sz w:val="20"/>
+                <w:szCs w:val="20"/>
+              </w:rPr>
+              <w:t xml:space="preserve">Amount in words</w:t>
+            </w:r>
+          </w:p>
+        </w:tc>
+        <w:tc>
+          <w:tcPr>
+            <w:tcW w:type="pct" w:w="3400"/>
+          </w:tcPr>
+          <w:p>
+            <w:r>
+              <w:rPr>
+                <w:color w:val="0F172A"/>
+                <w:sz w:val="20"/>
+                <w:szCs w:val="20"/>
+              </w:rPr>
+              <w:t xml:space="preserve">—</w:t>
             </w:r>
           </w:p>
         </w:tc>
@@ -243,15 +269,118 @@
       <w:tr>
         <w:tc>
           <w:tcPr>
-            <w:tcW w:type="pct" w:w="1500"/>
+            <w:tcW w:type="pct" w:w="1600"/>
           </w:tcPr>
           <w:p>
             <w:r>
               <w:rPr>
                 <w:b/>
                 <w:bCs/>
-                <w:sz w:val="22"/>
-                <w:szCs w:val="22"/>
+                <w:color w:val="0F172A"/>
+                <w:sz w:val="20"/>
+                <w:szCs w:val="20"/>
+              </w:rPr>
+              <w:t xml:space="preserve">Payment method</w:t>
+            </w:r>
+          </w:p>
+        </w:tc>
+        <w:tc>
+          <w:tcPr>
+            <w:tcW w:type="pct" w:w="3400"/>
+          </w:tcPr>
+          <w:p>
+            <w:r>
+              <w:rPr>
+                <w:color w:val="0F172A"/>
+                <w:sz w:val="20"/>
+                <w:szCs w:val="20"/>
+              </w:rPr>
+              <w:t xml:space="preserve">M-Pesa</w:t>
+            </w:r>
+          </w:p>
+        </w:tc>
+      </w:tr>
+      <w:tr>
+        <w:tc>
+          <w:tcPr>
+            <w:tcW w:type="pct" w:w="1600"/>
+          </w:tcPr>
+          <w:p>
+            <w:r>
+              <w:rPr>
+                <w:b/>
+                <w:bCs/>
+                <w:color w:val="0F172A"/>
+                <w:sz w:val="20"/>
+                <w:szCs w:val="20"/>
+              </w:rPr>
+              <w:t xml:space="preserve">M-Pesa / bank reference</w:t>
+            </w:r>
+          </w:p>
+        </w:tc>
+        <w:tc>
+          <w:tcPr>
+            <w:tcW w:type="pct" w:w="3400"/>
+          </w:tcPr>
+          <w:p>
+            <w:r>
+              <w:rPr>
+                <w:color w:val="0F172A"/>
+                <w:sz w:val="20"/>
+                <w:szCs w:val="20"/>
+              </w:rPr>
+              <w:t xml:space="preserve">QJG8X2K9PL</w:t>
+            </w:r>
+          </w:p>
+        </w:tc>
+      </w:tr>
+      <w:tr>
+        <w:tc>
+          <w:tcPr>
+            <w:tcW w:type="pct" w:w="1600"/>
+          </w:tcPr>
+          <w:p>
+            <w:r>
+              <w:rPr>
+                <w:b/>
+                <w:bCs/>
+                <w:color w:val="0F172A"/>
+                <w:sz w:val="20"/>
+                <w:szCs w:val="20"/>
+              </w:rPr>
+              <w:t xml:space="preserve">Transaction code</w:t>
+            </w:r>
+          </w:p>
+        </w:tc>
+        <w:tc>
+          <w:tcPr>
+            <w:tcW w:type="pct" w:w="3400"/>
+          </w:tcPr>
+          <w:p>
+            <w:r>
+              <w:rPr>
+                <w:color w:val="0F172A"/>
+                <w:sz w:val="20"/>
+                <w:szCs w:val="20"/>
+              </w:rPr>
+              <w:t xml:space="preserve">—</w:t>
+            </w:r>
+          </w:p>
+        </w:tc>
+      </w:tr>
+      <w:tr>
+        <w:tc>
+          <w:tcPr>
+            <w:tcW w:type="pct" w:w="1600"/>
+          </w:tcPr>
+          <w:p>
+            <w:r>
+              <w:rPr>
+                <w:b/>
+                <w:bCs/>
+                <w:color w:val="0F172A"/>
+                <w:sz w:val="20"/>
+                <w:szCs w:val="20"/>
               </w:rPr>
               <w:t xml:space="preserve">Date received</w:t>
             </w:r>
@@ -259,15 +388,50 @@
         </w:tc>
         <w:tc>
           <w:tcPr>
-            <w:tcW w:type="pct" w:w="3500"/>
-          </w:tcPr>
-          <w:p>
-            <w:r>
-              <w:rPr>
-                <w:sz w:val="22"/>
-                <w:szCs w:val="22"/>
-              </w:rPr>
-              <w:t xml:space="preserve">07/10/2026</w:t>
+            <w:tcW w:type="pct" w:w="3400"/>
+          </w:tcPr>
+          <w:p>
+            <w:r>
+              <w:rPr>
+                <w:color w:val="0F172A"/>
+                <w:sz w:val="20"/>
+                <w:szCs w:val="20"/>
+              </w:rPr>
+              <w:t xml:space="preserve">09 October 2026</w:t>
+            </w:r>
+          </w:p>
+        </w:tc>
+      </w:tr>
+      <w:tr>
+        <w:tc>
+          <w:tcPr>
+            <w:tcW w:type="pct" w:w="1600"/>
+          </w:tcPr>
+          <w:p>
+            <w:r>
+              <w:rPr>
+                <w:b/>
+                <w:bCs/>
+                <w:color w:val="0F172A"/>
+                <w:sz w:val="20"/>
+                <w:szCs w:val="20"/>
+              </w:rPr>
+              <w:t xml:space="preserve">Balance outstanding after this payment</w:t>
+            </w:r>
+          </w:p>
+        </w:tc>
+        <w:tc>
+          <w:tcPr>
+            <w:tcW w:type="pct" w:w="3400"/>
+          </w:tcPr>
+          <w:p>
+            <w:r>
+              <w:rPr>
+                <w:color w:val="0F172A"/>
+                <w:sz w:val="20"/>
+                <w:szCs w:val="20"/>
+              </w:rPr>
+              <w:t xml:space="preserve">KES ____________</w:t>
             </w:r>
           </w:p>
         </w:tc>
@@ -275,10 +439,11 @@
     </w:tbl>
     <w:p>
       <w:pPr>
-        <w:spacing w:after="600"/>
-      </w:pPr>
-      <w:r>
-        <w:rPr>
+        <w:spacing w:after="240"/>
+      </w:pPr>
+      <w:r>
+        <w:rPr>
+          <w:color w:val="0F172A"/>
           <w:sz w:val="22"/>
           <w:szCs w:val="22"/>
         </w:rPr>
@@ -291,20 +456,107 @@
       </w:pPr>
       <w:r>
         <w:rPr>
+          <w:color w:val="0F172A"/>
+          <w:sz w:val="22"/>
+          <w:szCs w:val="22"/>
+        </w:rPr>
+        <w:t xml:space="preserve">We acknowledge receipt of the amount stated above in respect of rent for the period stated. This receipt is issued for the full amount received and may be used as evidence of payment.</w:t>
+      </w:r>
+    </w:p>
+    <w:p>
+      <w:pPr>
+        <w:spacing w:after="120"/>
+      </w:pPr>
+      <w:r>
+        <w:rPr>
+          <w:i/>
+          <w:iCs/>
+          <w:color w:val="64748B"/>
+          <w:sz w:val="18"/>
+          <w:szCs w:val="18"/>
+        </w:rPr>
+        <w:t xml:space="preserve">Keep this receipt. A tenant without proof of payment is a tenant who is asked for the same money twice.</w:t>
+      </w:r>
+    </w:p>
+    <w:p>
+      <w:pPr>
+        <w:pBdr>
+          <w:top w:val="single" w:color="CBD5E1" w:sz="6" w:space="6"/>
+        </w:pBdr>
+        <w:spacing w:after="60" w:before="200"/>
+      </w:pPr>
+      <w:r>
+        <w:rPr>
           <w:b/>
           <w:bCs/>
-          <w:sz w:val="22"/>
-          <w:szCs w:val="22"/>
-        </w:rPr>
-        <w:t xml:space="preserve">Received with thanks.</w:t>
-      </w:r>
-    </w:p>
-    <w:p>
-      <w:pPr>
-        <w:spacing w:after="600"/>
-      </w:pPr>
-      <w:r>
-        <w:rPr>
+          <w:color w:val="0F172A"/>
+          <w:sz w:val="20"/>
+          <w:szCs w:val="20"/>
+        </w:rPr>
+        <w:t xml:space="preserve">IF THE AMOUNT DOES NOT MATCH</w:t>
+      </w:r>
+    </w:p>
+    <w:p>
+      <w:pPr>
+        <w:spacing w:after="60"/>
+      </w:pPr>
+      <w:r>
+        <w:rPr>
+          <w:color w:val="64748B"/>
+          <w:sz w:val="19"/>
+          <w:szCs w:val="19"/>
+        </w:rPr>
+        <w:t xml:space="preserve">If the tenant paid by M-Pesa, quote the confirmation code from the SMS in the reference field above.</w:t>
+      </w:r>
+    </w:p>
+    <w:p>
+      <w:pPr>
+        <w:spacing w:after="60"/>
+      </w:pPr>
+      <w:r>
+        <w:rPr>
+          <w:color w:val="64748B"/>
+          <w:sz w:val="19"/>
+          <w:szCs w:val="19"/>
+        </w:rPr>
+        <w:t xml:space="preserve">If part payment was made, record the period it covers so the arrears age is correct.</w:t>
+      </w:r>
+    </w:p>
+    <w:p>
+      <w:pPr>
+        <w:spacing w:after="60"/>
+      </w:pPr>
+      <w:r>
+        <w:rPr>
+          <w:color w:val="64748B"/>
+          <w:sz w:val="19"/>
+          <w:szCs w:val="19"/>
+        </w:rPr>
+        <w:t xml:space="preserve">Issue a fresh receipt for any correction rather than altering this one — an altered receipt undermines itself if it is ever produced in a dispute.</w:t>
+      </w:r>
+    </w:p>
+    <w:p>
+      <w:pPr>
+        <w:pBdr>
+          <w:bottom w:val="single" w:color="CBD5E1" w:sz="6" w:space="6"/>
+        </w:pBdr>
+        <w:spacing w:after="160"/>
+      </w:pPr>
+      <w:r>
+        <w:rPr>
+          <w:sz w:val="2"/>
+          <w:szCs w:val="2"/>
+        </w:rPr>
+        <w:t xml:space="preserve"/>
+      </w:r>
+    </w:p>
+    <w:p>
+      <w:pPr>
+        <w:spacing w:after="300"/>
+      </w:pPr>
+      <w:r>
+        <w:rPr>
+          <w:color w:val="0F172A"/>
           <w:sz w:val="22"/>
           <w:szCs w:val="22"/>
         </w:rPr>
@@ -333,12 +585,15 @@
             <w:tcW w:type="pct" w:w="2500"/>
           </w:tcPr>
           <w:p>
+            <w:pPr>
+              <w:spacing w:before="320"/>
+            </w:pPr>
             <w:r>
               <w:rPr>
                 <w:sz w:val="22"/>
                 <w:szCs w:val="22"/>
               </w:rPr>
-              <w:t xml:space="preserve">_____________________</w:t>
+              <w:t xml:space="preserve">_______________________________</w:t>
             </w:r>
           </w:p>
           <w:p>
@@ -348,7 +603,7 @@
                 <w:sz w:val="18"/>
                 <w:szCs w:val="18"/>
               </w:rPr>
-              <w:t xml:space="preserve">Landlord / Agent</w:t>
+              <w:t xml:space="preserve">Landlord / agent — signature and date</w:t>
             </w:r>
           </w:p>
         </w:tc>
@@ -357,12 +612,15 @@
             <w:tcW w:type="pct" w:w="2500"/>
           </w:tcPr>
           <w:p>
+            <w:pPr>
+              <w:spacing w:before="320"/>
+            </w:pPr>
             <w:r>
               <w:rPr>
                 <w:sz w:val="22"/>
                 <w:szCs w:val="22"/>
               </w:rPr>
-              <w:t xml:space="preserve">_____________________</w:t>
+              <w:t xml:space="preserve">_______________________________</w:t>
             </w:r>
           </w:p>
           <w:p>
@@ -372,7 +630,7 @@
                 <w:sz w:val="18"/>
                 <w:szCs w:val="18"/>
               </w:rPr>
-              <w:t xml:space="preserve">Tenant (acknowledged)</w:t>
+              <w:t xml:space="preserve">Tenant — received and acknowledged</w:t>
             </w:r>
           </w:p>
         </w:tc>
@@ -439,7 +697,7 @@
         <w:sz w:val="16"/>
         <w:szCs w:val="16"/>
       </w:rPr>
-      <w:t xml:space="preserve">Generated by I-Manage · imanage.co.ke · Page </w:t>
+      <w:t xml:space="preserve">Generated by PropDesk Africa · bknglabs.dev@gmail.com · Page </w:t>
     </w:r>
     <w:r>
       <w:rPr>
@@ -516,6 +774,7 @@
 <w:hdr xmlns:wpc="http://schemas.microsoft.com/office/word/2010/wordprocessingCanvas" xmlns:mc="http://schemas.openxmlformats.org/markup-compatibility/2006" xmlns:o="urn:schemas-microsoft-com:office:office" xmlns:r="http://schemas.openxmlformats.org/officeDocument/2006/relationships" xmlns:m="http://schemas.openxmlformats.org/officeDocument/2006/math" xmlns:v="urn:schemas-microsoft-com:vml" xmlns:wp14="http://schemas.microsoft.com/office/word/2010/wordprocessingDrawing" xmlns:wp="http://schemas.openxmlformats.org/drawingml/2006/wordprocessingDrawing" xmlns:w10="urn:schemas-microsoft-com:office:word" xmlns:w="http://schemas.openxmlformats.org/wordprocessingml/2006/main" xmlns:w14="http://schemas.microsoft.com/office/word/2010/wordml" xmlns:w15="http://schemas.microsoft.com/office/word/2012/wordml" xmlns:wpg="http://schemas.microsoft.com/office/word/2010/wordprocessingGroup" xmlns:wpi="http://schemas.microsoft.com/office/word/2010/wordprocessingInk" xmlns:wne="http://schemas.microsoft.com/office/word/2006/wordml" xmlns:wps="http://schemas.microsoft.com/office/word/2010/wordprocessingShape" xmlns:cx="http://schemas.microsoft.com/office/drawing/2014/chartex" xmlns:cx1="http://schemas.microsoft.com/office/drawing/2015/9/8/chartex" xmlns:cx2="http://schemas.microsoft.com/office/drawing/2015/10/21/chartex" xmlns:cx3="http://schemas.microsoft.com/office/drawing/2016/5/9/chartex" xmlns:cx4="http://schemas.microsoft.com/office/drawing/2016/5/10/chartex" xmlns:cx5="http://schemas.microsoft.com/office/drawing/2016/5/11/chartex" xmlns:cx6="http://schemas.microsoft.com/office/drawing/2016/5/12/chartex" xmlns:cx7="http://schemas.microsoft.com/office/drawing/2016/5/13/chartex" xmlns:cx8="http://schemas.microsoft.com/office/drawing/2016/5/14/chartex" xmlns:w16cid="http://schemas.microsoft.com/office/word/2016/wordml/cid" xmlns:w16se="http://schemas.microsoft.com/office/word/2015/wordml/symex">
   <w:p>
     <w:pPr>
+      <w:spacing w:after="0"/>
       <w:jc w:val="right"/>
     </w:pPr>
     <w:r>
@@ -526,7 +785,7 @@
         <w:sz w:val="20"/>
         <w:szCs w:val="20"/>
       </w:rPr>
-      <w:t xml:space="preserve">I-Manage</w:t>
+      <w:t xml:space="preserve">PropDesk Africa</w:t>
     </w:r>
     <w:r>
       <w:rPr>
@@ -539,6 +798,7 @@
   </w:p>
   <w:p>
     <w:pPr>
+      <w:spacing w:after="160"/>
       <w:jc w:val="right"/>
     </w:pPr>
     <w:r>
@@ -653,7 +913,11 @@
 <file path=word/styles.xml><?xml version="1.0" encoding="utf-8"?>
 <w:styles xmlns:mc="http://schemas.openxmlformats.org/markup-compatibility/2006" xmlns:r="http://schemas.openxmlformats.org/officeDocument/2006/relationships" xmlns:w="http://schemas.openxmlformats.org/wordprocessingml/2006/main" xmlns:w14="http://schemas.microsoft.com/office/word/2010/wordml" xmlns:w15="http://schemas.microsoft.com/office/word/2012/wordml" mc:Ignorable="w14 w15">
   <w:docDefaults>
-    <w:rPrDefault/>
+    <w:rPrDefault>
+      <w:rPr>
+        <w:rFonts w:ascii="Calibri" w:cs="Calibri" w:eastAsia="Calibri" w:hAnsi="Calibri"/>
+      </w:rPr>
+    </w:rPrDefault>
     <w:pPrDefault/>
   </w:docDefaults>
   <w:style w:type="paragraph" w:styleId="Normal" w:default="1">
